--- a/internal_doc/00.项目管理/01.会议纪要/例会纪要_20180730.docx
+++ b/internal_doc/00.项目管理/01.会议纪要/例会纪要_20180730.docx
@@ -273,7 +273,6 @@
           <w:p>
             <w:pPr>
               <w:rPr>
-                <w:rFonts w:hint="eastAsia"/>
                 <w:lang w:eastAsia="zh-CN"/>
               </w:rPr>
             </w:pPr>
@@ -284,8 +283,6 @@
               </w:rPr>
               <w:t>余婷</w:t>
             </w:r>
-            <w:bookmarkStart w:id="0" w:name="_GoBack"/>
-            <w:bookmarkEnd w:id="0"/>
           </w:p>
         </w:tc>
       </w:tr>
@@ -924,7 +921,6 @@
                 <w:tab w:val="left" w:pos="2231"/>
               </w:tabs>
               <w:rPr>
-                <w:rFonts w:hint="eastAsia"/>
                 <w:color w:val="000000"/>
                 <w:lang w:eastAsia="zh-CN"/>
               </w:rPr>
@@ -1103,15 +1099,52 @@
                 <w:tab w:val="left" w:pos="2231"/>
               </w:tabs>
               <w:rPr>
-                <w:shd w:val="pct15" w:color="auto" w:fill="FFFFFF"/>
-              </w:rPr>
-            </w:pPr>
-            <w:r>
-              <w:rPr>
-                <w:rFonts w:hint="eastAsia"/>
-                <w:shd w:val="pct15" w:color="auto" w:fill="FFFFFF"/>
-              </w:rPr>
-              <w:t>数据库的监控规范</w:t>
+                <w:lang w:eastAsia="zh-CN"/>
+              </w:rPr>
+            </w:pPr>
+            <w:bookmarkStart w:id="0" w:name="_GoBack"/>
+            <w:bookmarkEnd w:id="0"/>
+            <w:r>
+              <w:rPr>
+                <w:rFonts w:hint="eastAsia"/>
+                <w:lang w:eastAsia="zh-CN"/>
+              </w:rPr>
+              <w:t>SDB</w:t>
+            </w:r>
+            <w:r>
+              <w:rPr>
+                <w:rFonts w:hint="eastAsia"/>
+                <w:lang w:eastAsia="zh-CN"/>
+              </w:rPr>
+              <w:t>支持</w:t>
+            </w:r>
+            <w:r>
+              <w:rPr>
+                <w:rFonts w:hint="eastAsia"/>
+                <w:lang w:eastAsia="zh-CN"/>
+              </w:rPr>
+              <w:t>CollectionSpace</w:t>
+            </w:r>
+            <w:r>
+              <w:rPr>
+                <w:rFonts w:hint="eastAsia"/>
+                <w:lang w:eastAsia="zh-CN"/>
+              </w:rPr>
+              <w:t>和</w:t>
+            </w:r>
+            <w:r>
+              <w:rPr>
+                <w:rFonts w:hint="eastAsia"/>
+                <w:lang w:eastAsia="zh-CN"/>
+              </w:rPr>
+              <w:t>Collection</w:t>
+            </w:r>
+            <w:r>
+              <w:rPr>
+                <w:rFonts w:hint="eastAsia"/>
+                <w:lang w:eastAsia="zh-CN"/>
+              </w:rPr>
+              <w:t>改名</w:t>
             </w:r>
           </w:p>
         </w:tc>
@@ -1125,15 +1158,15 @@
                 <w:tab w:val="left" w:pos="450"/>
               </w:tabs>
               <w:rPr>
-                <w:shd w:val="pct15" w:color="auto" w:fill="FFFFFF"/>
-              </w:rPr>
-            </w:pPr>
-            <w:r>
-              <w:rPr>
-                <w:rFonts w:hint="eastAsia"/>
-                <w:shd w:val="pct15" w:color="auto" w:fill="FFFFFF"/>
-              </w:rPr>
-              <w:t>何嘉文</w:t>
+                <w:lang w:eastAsia="zh-CN"/>
+              </w:rPr>
+            </w:pPr>
+            <w:r>
+              <w:rPr>
+                <w:rFonts w:hint="eastAsia"/>
+                <w:lang w:eastAsia="zh-CN"/>
+              </w:rPr>
+              <w:t>余婷</w:t>
             </w:r>
           </w:p>
         </w:tc>
@@ -1147,10 +1180,16 @@
                 <w:tab w:val="left" w:pos="240"/>
               </w:tabs>
               <w:rPr>
-                <w:shd w:val="pct15" w:color="auto" w:fill="FFFFFF"/>
-                <w:lang w:eastAsia="zh-CN"/>
-              </w:rPr>
-            </w:pPr>
+                <w:lang w:eastAsia="zh-CN"/>
+              </w:rPr>
+            </w:pPr>
+            <w:r>
+              <w:rPr>
+                <w:rFonts w:hint="eastAsia"/>
+                <w:lang w:eastAsia="zh-CN"/>
+              </w:rPr>
+              <w:t>18/03/05</w:t>
+            </w:r>
           </w:p>
         </w:tc>
         <w:tc>
@@ -1160,19 +1199,9 @@
           <w:p>
             <w:pPr>
               <w:rPr>
-                <w:rFonts w:hint="eastAsia"/>
-                <w:shd w:val="pct15" w:color="auto" w:fill="FFFFFF"/>
-                <w:lang w:eastAsia="zh-CN"/>
-              </w:rPr>
-            </w:pPr>
-            <w:r>
-              <w:rPr>
-                <w:rFonts w:hint="eastAsia"/>
-                <w:shd w:val="pct15" w:color="auto" w:fill="FFFFFF"/>
-                <w:lang w:eastAsia="zh-CN"/>
-              </w:rPr>
-              <w:t>挂起</w:t>
-            </w:r>
+                <w:lang w:eastAsia="zh-CN"/>
+              </w:rPr>
+            </w:pPr>
           </w:p>
         </w:tc>
         <w:tc>
@@ -1182,17 +1211,29 @@
           <w:p>
             <w:pPr>
               <w:rPr>
-                <w:shd w:val="pct15" w:color="auto" w:fill="FFFFFF"/>
-                <w:lang w:eastAsia="zh-CN"/>
-              </w:rPr>
-            </w:pPr>
-            <w:r>
-              <w:rPr>
-                <w:rFonts w:hint="eastAsia"/>
-                <w:shd w:val="pct15" w:color="auto" w:fill="FFFFFF"/>
-                <w:lang w:eastAsia="zh-CN"/>
-              </w:rPr>
-              <w:t>未开始，时间待定</w:t>
+                <w:lang w:eastAsia="zh-CN"/>
+              </w:rPr>
+            </w:pPr>
+            <w:r>
+              <w:rPr>
+                <w:rFonts w:hint="eastAsia"/>
+                <w:lang w:eastAsia="zh-CN"/>
+              </w:rPr>
+              <w:t>升级流程处理</w:t>
+            </w:r>
+          </w:p>
+          <w:p>
+            <w:pPr>
+              <w:rPr>
+                <w:lang w:eastAsia="zh-CN"/>
+              </w:rPr>
+            </w:pPr>
+            <w:r>
+              <w:rPr>
+                <w:rFonts w:hint="eastAsia"/>
+                <w:lang w:eastAsia="zh-CN"/>
+              </w:rPr>
+              <w:t>代码检视</w:t>
             </w:r>
           </w:p>
         </w:tc>
@@ -1213,46 +1254,17 @@
             </w:pPr>
             <w:r>
               <w:rPr>
-                <w:rFonts w:hint="eastAsia"/>
-                <w:lang w:eastAsia="zh-CN"/>
-              </w:rPr>
-              <w:t>SDB</w:t>
-            </w:r>
-            <w:r>
-              <w:rPr>
-                <w:rFonts w:hint="eastAsia"/>
-                <w:lang w:eastAsia="zh-CN"/>
-              </w:rPr>
-              <w:t>支持</w:t>
-            </w:r>
-            <w:r>
-              <w:rPr>
-                <w:rFonts w:hint="eastAsia"/>
-                <w:lang w:eastAsia="zh-CN"/>
-              </w:rPr>
-              <w:t>CollectionSpace</w:t>
-            </w:r>
-            <w:r>
-              <w:rPr>
-                <w:rFonts w:hint="eastAsia"/>
-                <w:lang w:eastAsia="zh-CN"/>
-              </w:rPr>
-              <w:t>和</w:t>
-            </w:r>
-            <w:r>
-              <w:rPr>
-                <w:rFonts w:hint="eastAsia"/>
                 <w:lang w:eastAsia="zh-CN"/>
               </w:rPr>
               <w:lastRenderedPageBreak/>
-              <w:t>Collection</w:t>
-            </w:r>
-            <w:r>
-              <w:rPr>
-                <w:rFonts w:hint="eastAsia"/>
-                <w:lang w:eastAsia="zh-CN"/>
-              </w:rPr>
-              <w:t>改名</w:t>
+              <w:t xml:space="preserve">SequoiaFS </w:t>
+            </w:r>
+            <w:r>
+              <w:rPr>
+                <w:rFonts w:hint="eastAsia"/>
+                <w:lang w:eastAsia="zh-CN"/>
+              </w:rPr>
+              <w:t>性能最佳实践</w:t>
             </w:r>
           </w:p>
         </w:tc>
@@ -1274,8 +1286,7 @@
                 <w:rFonts w:hint="eastAsia"/>
                 <w:lang w:eastAsia="zh-CN"/>
               </w:rPr>
-              <w:lastRenderedPageBreak/>
-              <w:t>余婷</w:t>
+              <w:t>余卫星</w:t>
             </w:r>
           </w:p>
         </w:tc>
@@ -1294,10 +1305,16 @@
             </w:pPr>
             <w:r>
               <w:rPr>
-                <w:rFonts w:hint="eastAsia"/>
-                <w:lang w:eastAsia="zh-CN"/>
-              </w:rPr>
-              <w:t>18/03/05</w:t>
+                <w:lang w:eastAsia="zh-CN"/>
+              </w:rPr>
+              <w:t>18</w:t>
+            </w:r>
+            <w:r>
+              <w:rPr>
+                <w:rFonts w:hint="eastAsia"/>
+                <w:lang w:eastAsia="zh-CN"/>
+              </w:rPr>
+              <w:t>/05/14</w:t>
             </w:r>
           </w:p>
         </w:tc>
@@ -1328,22 +1345,7 @@
                 <w:rFonts w:hint="eastAsia"/>
                 <w:lang w:eastAsia="zh-CN"/>
               </w:rPr>
-              <w:t>升级流程处理</w:t>
-            </w:r>
-          </w:p>
-          <w:p>
-            <w:pPr>
-              <w:rPr>
-                <w:lang w:eastAsia="zh-CN"/>
-              </w:rPr>
-            </w:pPr>
-            <w:r>
-              <w:rPr>
-                <w:rFonts w:hint="eastAsia"/>
-                <w:lang w:eastAsia="zh-CN"/>
-              </w:rPr>
-              <w:lastRenderedPageBreak/>
-              <w:t>代码检视</w:t>
+              <w:t>整理文档</w:t>
             </w:r>
           </w:p>
         </w:tc>
@@ -1366,15 +1368,21 @@
               <w:rPr>
                 <w:lang w:eastAsia="zh-CN"/>
               </w:rPr>
-              <w:lastRenderedPageBreak/>
-              <w:t xml:space="preserve">SequoiaFS </w:t>
-            </w:r>
-            <w:r>
-              <w:rPr>
-                <w:rFonts w:hint="eastAsia"/>
-                <w:lang w:eastAsia="zh-CN"/>
-              </w:rPr>
-              <w:t>性能最佳实践</w:t>
+              <w:t>D</w:t>
+            </w:r>
+            <w:r>
+              <w:rPr>
+                <w:rFonts w:hint="eastAsia"/>
+                <w:lang w:eastAsia="zh-CN"/>
+              </w:rPr>
+              <w:t>B</w:t>
+            </w:r>
+            <w:r>
+              <w:rPr>
+                <w:rFonts w:hint="eastAsia"/>
+                <w:lang w:eastAsia="zh-CN"/>
+              </w:rPr>
+              <w:t>支持自增字段</w:t>
             </w:r>
           </w:p>
         </w:tc>
@@ -1396,7 +1404,7 @@
                 <w:rFonts w:hint="eastAsia"/>
                 <w:lang w:eastAsia="zh-CN"/>
               </w:rPr>
-              <w:t>余卫星</w:t>
+              <w:t>李伟超</w:t>
             </w:r>
           </w:p>
         </w:tc>
@@ -1415,16 +1423,29 @@
             </w:pPr>
             <w:r>
               <w:rPr>
-                <w:lang w:eastAsia="zh-CN"/>
-              </w:rPr>
-              <w:t>18</w:t>
-            </w:r>
-            <w:r>
-              <w:rPr>
-                <w:rFonts w:hint="eastAsia"/>
-                <w:lang w:eastAsia="zh-CN"/>
-              </w:rPr>
-              <w:t>/05/14</w:t>
+                <w:rFonts w:hint="eastAsia"/>
+                <w:lang w:eastAsia="zh-CN"/>
+              </w:rPr>
+              <w:t>18/</w:t>
+            </w:r>
+            <w:r>
+              <w:rPr>
+                <w:lang w:eastAsia="zh-CN"/>
+              </w:rPr>
+              <w:t>07</w:t>
+            </w:r>
+            <w:r>
+              <w:rPr>
+                <w:rFonts w:hint="eastAsia"/>
+                <w:lang w:eastAsia="zh-CN"/>
+              </w:rPr>
+              <w:t>/</w:t>
+            </w:r>
+            <w:r>
+              <w:rPr>
+                <w:lang w:eastAsia="zh-CN"/>
+              </w:rPr>
+              <w:t>02</w:t>
             </w:r>
           </w:p>
         </w:tc>
@@ -1455,7 +1476,25 @@
                 <w:rFonts w:hint="eastAsia"/>
                 <w:lang w:eastAsia="zh-CN"/>
               </w:rPr>
-              <w:t>整理文档</w:t>
+              <w:t>编码节点</w:t>
+            </w:r>
+            <w:r>
+              <w:rPr>
+                <w:lang w:eastAsia="zh-CN"/>
+              </w:rPr>
+              <w:t>拉通</w:t>
+            </w:r>
+            <w:r>
+              <w:rPr>
+                <w:lang w:eastAsia="zh-CN"/>
+              </w:rPr>
+              <w:t>,</w:t>
+            </w:r>
+            <w:r>
+              <w:rPr>
+                <w:lang w:eastAsia="zh-CN"/>
+              </w:rPr>
+              <w:t>待功能完善后评审</w:t>
             </w:r>
           </w:p>
         </w:tc>
@@ -1478,21 +1517,14 @@
               <w:rPr>
                 <w:lang w:eastAsia="zh-CN"/>
               </w:rPr>
-              <w:t>D</w:t>
-            </w:r>
-            <w:r>
-              <w:rPr>
-                <w:rFonts w:hint="eastAsia"/>
-                <w:lang w:eastAsia="zh-CN"/>
-              </w:rPr>
-              <w:t>B</w:t>
-            </w:r>
-            <w:r>
-              <w:rPr>
-                <w:rFonts w:hint="eastAsia"/>
-                <w:lang w:eastAsia="zh-CN"/>
-              </w:rPr>
-              <w:t>支持自增字段</w:t>
+              <w:t xml:space="preserve">S3 </w:t>
+            </w:r>
+            <w:r>
+              <w:rPr>
+                <w:rFonts w:hint="eastAsia"/>
+                <w:lang w:eastAsia="zh-CN"/>
+              </w:rPr>
+              <w:t>访问接口</w:t>
             </w:r>
           </w:p>
         </w:tc>
@@ -1514,7 +1546,21 @@
                 <w:rFonts w:hint="eastAsia"/>
                 <w:lang w:eastAsia="zh-CN"/>
               </w:rPr>
-              <w:t>李伟超</w:t>
+              <w:t>杨上德</w:t>
+            </w:r>
+            <w:r>
+              <w:rPr>
+                <w:rFonts w:hint="eastAsia"/>
+                <w:lang w:eastAsia="zh-CN"/>
+              </w:rPr>
+              <w:t>/</w:t>
+            </w:r>
+            <w:r>
+              <w:rPr>
+                <w:rFonts w:hint="eastAsia"/>
+                <w:lang w:eastAsia="zh-CN"/>
+              </w:rPr>
+              <w:t>赵玉静</w:t>
             </w:r>
           </w:p>
         </w:tc>
@@ -1536,26 +1582,7 @@
                 <w:rFonts w:hint="eastAsia"/>
                 <w:lang w:eastAsia="zh-CN"/>
               </w:rPr>
-              <w:t>18/</w:t>
-            </w:r>
-            <w:r>
-              <w:rPr>
-                <w:lang w:eastAsia="zh-CN"/>
-              </w:rPr>
-              <w:t>07</w:t>
-            </w:r>
-            <w:r>
-              <w:rPr>
-                <w:rFonts w:hint="eastAsia"/>
-                <w:lang w:eastAsia="zh-CN"/>
-              </w:rPr>
-              <w:t>/</w:t>
-            </w:r>
-            <w:r>
-              <w:rPr>
-                <w:lang w:eastAsia="zh-CN"/>
-              </w:rPr>
-              <w:t>02</w:t>
+              <w:t>5/28</w:t>
             </w:r>
           </w:p>
         </w:tc>
@@ -1578,34 +1605,21 @@
           <w:p>
             <w:pPr>
               <w:rPr>
-                <w:rFonts w:hint="eastAsia"/>
-                <w:lang w:eastAsia="zh-CN"/>
-              </w:rPr>
-            </w:pPr>
-            <w:r>
-              <w:rPr>
-                <w:rFonts w:hint="eastAsia"/>
-                <w:lang w:eastAsia="zh-CN"/>
-              </w:rPr>
-              <w:t>编码节点</w:t>
-            </w:r>
-            <w:r>
-              <w:rPr>
-                <w:lang w:eastAsia="zh-CN"/>
-              </w:rPr>
-              <w:t>拉通</w:t>
-            </w:r>
-            <w:r>
-              <w:rPr>
-                <w:lang w:eastAsia="zh-CN"/>
-              </w:rPr>
-              <w:t>,</w:t>
-            </w:r>
-            <w:r>
-              <w:rPr>
-                <w:lang w:eastAsia="zh-CN"/>
-              </w:rPr>
-              <w:t>待功能完善后评审</w:t>
+                <w:lang w:eastAsia="zh-CN"/>
+              </w:rPr>
+            </w:pPr>
+            <w:r>
+              <w:rPr>
+                <w:rFonts w:hint="eastAsia"/>
+                <w:lang w:eastAsia="zh-CN"/>
+              </w:rPr>
+              <w:t>桶管理</w:t>
+            </w:r>
+            <w:r>
+              <w:rPr>
+                <w:lang w:eastAsia="zh-CN"/>
+              </w:rPr>
+              <w:t>详细设计</w:t>
             </w:r>
           </w:p>
         </w:tc>
@@ -1628,14 +1642,20 @@
               <w:rPr>
                 <w:lang w:eastAsia="zh-CN"/>
               </w:rPr>
-              <w:t xml:space="preserve">S3 </w:t>
-            </w:r>
-            <w:r>
-              <w:rPr>
-                <w:rFonts w:hint="eastAsia"/>
-                <w:lang w:eastAsia="zh-CN"/>
-              </w:rPr>
-              <w:t>访问接口</w:t>
+              <w:t>S</w:t>
+            </w:r>
+            <w:r>
+              <w:rPr>
+                <w:rFonts w:hint="eastAsia"/>
+                <w:lang w:eastAsia="zh-CN"/>
+              </w:rPr>
+              <w:t>napshot</w:t>
+            </w:r>
+            <w:r>
+              <w:rPr>
+                <w:lang w:eastAsia="zh-CN"/>
+              </w:rPr>
+              <w:t>支持参数</w:t>
             </w:r>
           </w:p>
         </w:tc>
@@ -1657,21 +1677,7 @@
                 <w:rFonts w:hint="eastAsia"/>
                 <w:lang w:eastAsia="zh-CN"/>
               </w:rPr>
-              <w:t>杨上德</w:t>
-            </w:r>
-            <w:r>
-              <w:rPr>
-                <w:rFonts w:hint="eastAsia"/>
-                <w:lang w:eastAsia="zh-CN"/>
-              </w:rPr>
-              <w:t>/</w:t>
-            </w:r>
-            <w:r>
-              <w:rPr>
-                <w:rFonts w:hint="eastAsia"/>
-                <w:lang w:eastAsia="zh-CN"/>
-              </w:rPr>
-              <w:t>赵玉静</w:t>
+              <w:t>赵文博</w:t>
             </w:r>
           </w:p>
         </w:tc>
@@ -1716,125 +1722,6 @@
           <w:p>
             <w:pPr>
               <w:rPr>
-                <w:rFonts w:hint="eastAsia"/>
-                <w:lang w:eastAsia="zh-CN"/>
-              </w:rPr>
-            </w:pPr>
-            <w:r>
-              <w:rPr>
-                <w:rFonts w:hint="eastAsia"/>
-                <w:lang w:eastAsia="zh-CN"/>
-              </w:rPr>
-              <w:t>桶管理</w:t>
-            </w:r>
-            <w:r>
-              <w:rPr>
-                <w:lang w:eastAsia="zh-CN"/>
-              </w:rPr>
-              <w:t>详细设计</w:t>
-            </w:r>
-          </w:p>
-        </w:tc>
-      </w:tr>
-      <w:tr>
-        <w:tc>
-          <w:tcPr>
-            <w:tcW w:w="3283" w:type="dxa"/>
-          </w:tcPr>
-          <w:p>
-            <w:pPr>
-              <w:tabs>
-                <w:tab w:val="left" w:pos="2231"/>
-              </w:tabs>
-              <w:rPr>
-                <w:lang w:eastAsia="zh-CN"/>
-              </w:rPr>
-            </w:pPr>
-            <w:r>
-              <w:rPr>
-                <w:lang w:eastAsia="zh-CN"/>
-              </w:rPr>
-              <w:t>S</w:t>
-            </w:r>
-            <w:r>
-              <w:rPr>
-                <w:rFonts w:hint="eastAsia"/>
-                <w:lang w:eastAsia="zh-CN"/>
-              </w:rPr>
-              <w:t>napshot</w:t>
-            </w:r>
-            <w:r>
-              <w:rPr>
-                <w:lang w:eastAsia="zh-CN"/>
-              </w:rPr>
-              <w:t>支持参数</w:t>
-            </w:r>
-          </w:p>
-        </w:tc>
-        <w:tc>
-          <w:tcPr>
-            <w:tcW w:w="1063" w:type="dxa"/>
-          </w:tcPr>
-          <w:p>
-            <w:pPr>
-              <w:tabs>
-                <w:tab w:val="left" w:pos="450"/>
-              </w:tabs>
-              <w:rPr>
-                <w:lang w:eastAsia="zh-CN"/>
-              </w:rPr>
-            </w:pPr>
-            <w:r>
-              <w:rPr>
-                <w:rFonts w:hint="eastAsia"/>
-                <w:lang w:eastAsia="zh-CN"/>
-              </w:rPr>
-              <w:t>赵文博</w:t>
-            </w:r>
-          </w:p>
-        </w:tc>
-        <w:tc>
-          <w:tcPr>
-            <w:tcW w:w="1282" w:type="dxa"/>
-          </w:tcPr>
-          <w:p>
-            <w:pPr>
-              <w:tabs>
-                <w:tab w:val="left" w:pos="240"/>
-              </w:tabs>
-              <w:rPr>
-                <w:lang w:eastAsia="zh-CN"/>
-              </w:rPr>
-            </w:pPr>
-            <w:r>
-              <w:rPr>
-                <w:rFonts w:hint="eastAsia"/>
-                <w:lang w:eastAsia="zh-CN"/>
-              </w:rPr>
-              <w:t>5/28</w:t>
-            </w:r>
-          </w:p>
-        </w:tc>
-        <w:tc>
-          <w:tcPr>
-            <w:tcW w:w="1008" w:type="dxa"/>
-          </w:tcPr>
-          <w:p>
-            <w:pPr>
-              <w:rPr>
-                <w:lang w:eastAsia="zh-CN"/>
-              </w:rPr>
-            </w:pPr>
-          </w:p>
-        </w:tc>
-        <w:tc>
-          <w:tcPr>
-            <w:tcW w:w="2003" w:type="dxa"/>
-          </w:tcPr>
-          <w:p>
-            <w:pPr>
-              <w:rPr>
-                <w:rFonts w:hint="eastAsia"/>
                 <w:lang w:eastAsia="zh-CN"/>
               </w:rPr>
             </w:pPr>
@@ -2615,7 +2502,6 @@
               <w:rPr>
                 <w:rFonts w:hint="eastAsia"/>
               </w:rPr>
-              <w:lastRenderedPageBreak/>
               <w:t>【挂起】</w:t>
             </w:r>
           </w:p>
@@ -3290,7 +3176,28 @@
                 <w:rFonts w:hint="eastAsia"/>
                 <w:lang w:eastAsia="zh-CN"/>
               </w:rPr>
-              <w:t>整理引擎面临的问题，进行讨论，</w:t>
+              <w:t>整理引擎面临的问题，进行讨论，分数期讨论完成</w:t>
+            </w:r>
+          </w:p>
+          <w:p>
+            <w:pPr>
+              <w:rPr>
+                <w:lang w:eastAsia="zh-CN"/>
+              </w:rPr>
+            </w:pPr>
+            <w:r>
+              <w:rPr>
+                <w:rFonts w:hint="eastAsia"/>
+                <w:lang w:eastAsia="zh-CN"/>
+              </w:rPr>
+              <w:t>09/07</w:t>
+            </w:r>
+            <w:r>
+              <w:rPr>
+                <w:rFonts w:hint="eastAsia"/>
+                <w:lang w:eastAsia="zh-CN"/>
+              </w:rPr>
+              <w:t>武赟主导，</w:t>
             </w:r>
             <w:r>
               <w:rPr>
@@ -3298,28 +3205,7 @@
                 <w:lang w:eastAsia="zh-CN"/>
               </w:rPr>
               <w:lastRenderedPageBreak/>
-              <w:t>分数期讨论完成</w:t>
-            </w:r>
-          </w:p>
-          <w:p>
-            <w:pPr>
-              <w:rPr>
-                <w:lang w:eastAsia="zh-CN"/>
-              </w:rPr>
-            </w:pPr>
-            <w:r>
-              <w:rPr>
-                <w:rFonts w:hint="eastAsia"/>
-                <w:lang w:eastAsia="zh-CN"/>
-              </w:rPr>
-              <w:t>09/07</w:t>
-            </w:r>
-            <w:r>
-              <w:rPr>
-                <w:rFonts w:hint="eastAsia"/>
-                <w:lang w:eastAsia="zh-CN"/>
-              </w:rPr>
-              <w:t>武赟主导，开始方案设计</w:t>
+              <w:t>开始方案设计</w:t>
             </w:r>
           </w:p>
           <w:p>
@@ -4239,6 +4125,96 @@
                 <w:lang w:eastAsia="zh-CN"/>
               </w:rPr>
               <w:t>挂起</w:t>
+            </w:r>
+          </w:p>
+        </w:tc>
+      </w:tr>
+      <w:tr>
+        <w:tc>
+          <w:tcPr>
+            <w:tcW w:w="3494" w:type="dxa"/>
+          </w:tcPr>
+          <w:p>
+            <w:pPr>
+              <w:tabs>
+                <w:tab w:val="left" w:pos="2231"/>
+              </w:tabs>
+            </w:pPr>
+            <w:r>
+              <w:rPr>
+                <w:rFonts w:hint="eastAsia"/>
+              </w:rPr>
+              <w:t>数据库的监控规范</w:t>
+            </w:r>
+          </w:p>
+        </w:tc>
+        <w:tc>
+          <w:tcPr>
+            <w:tcW w:w="956" w:type="dxa"/>
+          </w:tcPr>
+          <w:p>
+            <w:pPr>
+              <w:tabs>
+                <w:tab w:val="left" w:pos="450"/>
+              </w:tabs>
+            </w:pPr>
+            <w:r>
+              <w:rPr>
+                <w:rFonts w:hint="eastAsia"/>
+              </w:rPr>
+              <w:t>何嘉文</w:t>
+            </w:r>
+          </w:p>
+        </w:tc>
+        <w:tc>
+          <w:tcPr>
+            <w:tcW w:w="1282" w:type="dxa"/>
+          </w:tcPr>
+          <w:p>
+            <w:pPr>
+              <w:tabs>
+                <w:tab w:val="left" w:pos="240"/>
+              </w:tabs>
+              <w:rPr>
+                <w:lang w:eastAsia="zh-CN"/>
+              </w:rPr>
+            </w:pPr>
+            <w:r>
+              <w:rPr>
+                <w:lang w:eastAsia="zh-CN"/>
+              </w:rPr>
+              <w:t>2018/7/30</w:t>
+            </w:r>
+          </w:p>
+        </w:tc>
+        <w:tc>
+          <w:tcPr>
+            <w:tcW w:w="942" w:type="dxa"/>
+          </w:tcPr>
+          <w:p>
+            <w:pPr>
+              <w:rPr>
+                <w:lang w:eastAsia="zh-CN"/>
+              </w:rPr>
+            </w:pPr>
+          </w:p>
+        </w:tc>
+        <w:tc>
+          <w:tcPr>
+            <w:tcW w:w="1939" w:type="dxa"/>
+          </w:tcPr>
+          <w:p>
+            <w:pPr>
+              <w:rPr>
+                <w:lang w:eastAsia="zh-CN"/>
+              </w:rPr>
+            </w:pPr>
+            <w:r>
+              <w:rPr>
+                <w:rFonts w:hint="eastAsia"/>
+                <w:lang w:eastAsia="zh-CN"/>
+              </w:rPr>
+              <w:t>未开始，时间待定</w:t>
             </w:r>
           </w:p>
         </w:tc>
@@ -4561,7 +4537,6 @@
           </w:tcPr>
           <w:p>
             <w:r>
-              <w:lastRenderedPageBreak/>
               <w:t>C</w:t>
             </w:r>
             <w:r>
@@ -4656,6 +4631,7 @@
         <w:rPr>
           <w:rFonts w:hint="eastAsia"/>
         </w:rPr>
+        <w:lastRenderedPageBreak/>
         <w:t>经验分享（</w:t>
       </w:r>
       <w:r>
@@ -7040,7 +7016,6 @@
                 <w:shd w:val="pct15" w:color="auto" w:fill="FFFFFF"/>
                 <w:lang w:eastAsia="zh-CN"/>
               </w:rPr>
-              <w:lastRenderedPageBreak/>
               <w:t>SequoiaFS</w:t>
             </w:r>
           </w:p>
@@ -7192,6 +7167,7 @@
                 <w:shd w:val="pct15" w:color="auto" w:fill="FFFFFF"/>
                 <w:lang w:eastAsia="zh-CN"/>
               </w:rPr>
+              <w:lastRenderedPageBreak/>
               <w:t>dbClass</w:t>
             </w:r>
             <w:r>
@@ -10351,7 +10327,7 @@
 </file>
 
 <file path=customXml/itemProps2.xml><?xml version="1.0" encoding="utf-8"?>
-<ds:datastoreItem xmlns:ds="http://schemas.openxmlformats.org/officeDocument/2006/customXml" ds:itemID="{7CFB538E-B5C5-468C-B059-BDA9268B7CCF}">
+<ds:datastoreItem xmlns:ds="http://schemas.openxmlformats.org/officeDocument/2006/customXml" ds:itemID="{38C94677-BBC5-4C62-B53D-BD22894F7202}">
   <ds:schemaRefs>
     <ds:schemaRef ds:uri="http://schemas.openxmlformats.org/officeDocument/2006/bibliography"/>
   </ds:schemaRefs>
